--- a/applications/늘봄_프로그램운영제안서_테라리움.docx
+++ b/applications/늘봄_프로그램운영제안서_테라리움.docx
@@ -8321,7 +8321,7 @@
                 <w:sz w:val="20"/>
                 <w:szCs w:val="20"/>
               </w:rPr>
-              <w:t xml:space="preserve">층 쌓기 심화</w:t>
+              <w:t>가우디의 반짝이는 거울</w:t>
             </w:r>
           </w:p>
         </w:tc>
@@ -8352,7 +8352,7 @@
                 <w:sz w:val="20"/>
                 <w:szCs w:val="20"/>
               </w:rPr>
-              <w:t xml:space="preserve">고학년: 조건 바꿔 설계하기</w:t>
+              <w:t>자연을 닮은 가우디 건축 감상 → 거울 테두리를 지점토로 물결처럼 빚고 유리타일을 박아 모자이크 거울 완성</w:t>
             </w:r>
           </w:p>
         </w:tc>
